--- a/submission/response_to_review_2.docx
+++ b/submission/response_to_review_2.docx
@@ -452,7 +452,7 @@
           </w:tcPr>
           <w:p>
             <w:r>
-              <w:t>The 100-round runs moved 275, 521 and 1,377 MB at K=20, 50 and 100, and the plateau runs up to 4,711 MB; both are in Section 4.2. Fig. S1 and every supplementary table or its section are cited from the main text (the former Table S7 is now Table S9).</w:t>
+              <w:t>The 100-round runs moved 275, 521 and 1,377 MB at K=20, 50 and 100, and the K=100 plateau runs with homes 4,711 MB on average (6,887 MB for the run stopped at the 500-round cap); both are in Section 4.2. Fig. S1 and every supplementary table or its section are cited from the main text (the former Table S7 is now Table S9).</w:t>
             </w:r>
           </w:p>
         </w:tc>
